--- a/manuscript/journal_submission/marine_environmental_research/rendered/mer_supplement_v2.docx
+++ b/manuscript/journal_submission/marine_environmental_research/rendered/mer_supplement_v2.docx
@@ -34,7 +34,7 @@
           <w:sz w:val="24"/>
           <w:szCs w:val="24"/>
         </w:rPr>
-        <w:id w:val="-367757796"/>
+        <w:id w:val="-1035571214"/>
         <w:docPartObj>
           <w:docPartGallery w:val="Table of Contents"/>
           <w:docPartUnique/>
@@ -69,7 +69,7 @@
           <w:r>
             <w:fldChar w:fldCharType="separate"/>
           </w:r>
-          <w:hyperlink w:anchor="_Toc235605205" w:history="1">
+          <w:hyperlink w:anchor="_Toc235610538" w:history="1">
             <w:r>
               <w:rPr>
                 <w:rStyle w:val="Hyperlink"/>
@@ -96,7 +96,7 @@
                 <w:noProof/>
                 <w:webHidden/>
               </w:rPr>
-              <w:instrText xml:space="preserve"> PAGEREF _Toc235605205 \h </w:instrText>
+              <w:instrText xml:space="preserve"> PAGEREF _Toc235610538 \h </w:instrText>
             </w:r>
             <w:r>
               <w:rPr>
@@ -137,7 +137,7 @@
               <w:noProof/>
             </w:rPr>
           </w:pPr>
-          <w:hyperlink w:anchor="_Toc235605206" w:history="1">
+          <w:hyperlink w:anchor="_Toc235610539" w:history="1">
             <w:r>
               <w:rPr>
                 <w:rStyle w:val="Hyperlink"/>
@@ -164,7 +164,7 @@
                 <w:noProof/>
                 <w:webHidden/>
               </w:rPr>
-              <w:instrText xml:space="preserve"> PAGEREF _Toc235605206 \h </w:instrText>
+              <w:instrText xml:space="preserve"> PAGEREF _Toc235610539 \h </w:instrText>
             </w:r>
             <w:r>
               <w:rPr>
@@ -205,7 +205,7 @@
               <w:noProof/>
             </w:rPr>
           </w:pPr>
-          <w:hyperlink w:anchor="_Toc235605207" w:history="1">
+          <w:hyperlink w:anchor="_Toc235610540" w:history="1">
             <w:r>
               <w:rPr>
                 <w:rStyle w:val="Hyperlink"/>
@@ -232,7 +232,7 @@
                 <w:noProof/>
                 <w:webHidden/>
               </w:rPr>
-              <w:instrText xml:space="preserve"> PAGEREF _Toc235605207 \h </w:instrText>
+              <w:instrText xml:space="preserve"> PAGEREF _Toc235610540 \h </w:instrText>
             </w:r>
             <w:r>
               <w:rPr>
@@ -273,7 +273,7 @@
               <w:noProof/>
             </w:rPr>
           </w:pPr>
-          <w:hyperlink w:anchor="_Toc235605208" w:history="1">
+          <w:hyperlink w:anchor="_Toc235610541" w:history="1">
             <w:r>
               <w:rPr>
                 <w:rStyle w:val="Hyperlink"/>
@@ -300,7 +300,7 @@
                 <w:noProof/>
                 <w:webHidden/>
               </w:rPr>
-              <w:instrText xml:space="preserve"> PAGEREF _Toc235605208 \h </w:instrText>
+              <w:instrText xml:space="preserve"> PAGEREF _Toc235610541 \h </w:instrText>
             </w:r>
             <w:r>
               <w:rPr>
@@ -341,7 +341,7 @@
               <w:noProof/>
             </w:rPr>
           </w:pPr>
-          <w:hyperlink w:anchor="_Toc235605209" w:history="1">
+          <w:hyperlink w:anchor="_Toc235610542" w:history="1">
             <w:r>
               <w:rPr>
                 <w:rStyle w:val="Hyperlink"/>
@@ -368,7 +368,7 @@
                 <w:noProof/>
                 <w:webHidden/>
               </w:rPr>
-              <w:instrText xml:space="preserve"> PAGEREF _Toc235605209 \h </w:instrText>
+              <w:instrText xml:space="preserve"> PAGEREF _Toc235610542 \h </w:instrText>
             </w:r>
             <w:r>
               <w:rPr>
@@ -409,7 +409,7 @@
               <w:noProof/>
             </w:rPr>
           </w:pPr>
-          <w:hyperlink w:anchor="_Toc235605210" w:history="1">
+          <w:hyperlink w:anchor="_Toc235610543" w:history="1">
             <w:r>
               <w:rPr>
                 <w:rStyle w:val="Hyperlink"/>
@@ -436,7 +436,7 @@
                 <w:noProof/>
                 <w:webHidden/>
               </w:rPr>
-              <w:instrText xml:space="preserve"> PAGEREF _Toc235605210 \h </w:instrText>
+              <w:instrText xml:space="preserve"> PAGEREF _Toc235610543 \h </w:instrText>
             </w:r>
             <w:r>
               <w:rPr>
@@ -477,7 +477,7 @@
               <w:noProof/>
             </w:rPr>
           </w:pPr>
-          <w:hyperlink w:anchor="_Toc235605211" w:history="1">
+          <w:hyperlink w:anchor="_Toc235610544" w:history="1">
             <w:r>
               <w:rPr>
                 <w:rStyle w:val="Hyperlink"/>
@@ -504,7 +504,7 @@
                 <w:noProof/>
                 <w:webHidden/>
               </w:rPr>
-              <w:instrText xml:space="preserve"> PAGEREF _Toc235605211 \h </w:instrText>
+              <w:instrText xml:space="preserve"> PAGEREF _Toc235610544 \h </w:instrText>
             </w:r>
             <w:r>
               <w:rPr>
@@ -545,7 +545,7 @@
               <w:noProof/>
             </w:rPr>
           </w:pPr>
-          <w:hyperlink w:anchor="_Toc235605212" w:history="1">
+          <w:hyperlink w:anchor="_Toc235610545" w:history="1">
             <w:r>
               <w:rPr>
                 <w:rStyle w:val="Hyperlink"/>
@@ -572,7 +572,7 @@
                 <w:noProof/>
                 <w:webHidden/>
               </w:rPr>
-              <w:instrText xml:space="preserve"> PAGEREF _Toc235605212 \h </w:instrText>
+              <w:instrText xml:space="preserve"> PAGEREF _Toc235610545 \h </w:instrText>
             </w:r>
             <w:r>
               <w:rPr>
@@ -613,7 +613,7 @@
               <w:noProof/>
             </w:rPr>
           </w:pPr>
-          <w:hyperlink w:anchor="_Toc235605213" w:history="1">
+          <w:hyperlink w:anchor="_Toc235610546" w:history="1">
             <w:r>
               <w:rPr>
                 <w:rStyle w:val="Hyperlink"/>
@@ -640,7 +640,7 @@
                 <w:noProof/>
                 <w:webHidden/>
               </w:rPr>
-              <w:instrText xml:space="preserve"> PAGEREF _Toc235605213 \h </w:instrText>
+              <w:instrText xml:space="preserve"> PAGEREF _Toc235610546 \h </w:instrText>
             </w:r>
             <w:r>
               <w:rPr>
@@ -660,7 +660,7 @@
                 <w:noProof/>
                 <w:webHidden/>
               </w:rPr>
-              <w:t>6</w:t>
+              <w:t>7</w:t>
             </w:r>
             <w:r>
               <w:rPr>
@@ -681,7 +681,7 @@
               <w:noProof/>
             </w:rPr>
           </w:pPr>
-          <w:hyperlink w:anchor="_Toc235605214" w:history="1">
+          <w:hyperlink w:anchor="_Toc235610547" w:history="1">
             <w:r>
               <w:rPr>
                 <w:rStyle w:val="Hyperlink"/>
@@ -708,7 +708,7 @@
                 <w:noProof/>
                 <w:webHidden/>
               </w:rPr>
-              <w:instrText xml:space="preserve"> PAGEREF _Toc235605214 \h </w:instrText>
+              <w:instrText xml:space="preserve"> PAGEREF _Toc235610547 \h </w:instrText>
             </w:r>
             <w:r>
               <w:rPr>
@@ -749,7 +749,7 @@
               <w:noProof/>
             </w:rPr>
           </w:pPr>
-          <w:hyperlink w:anchor="_Toc235605215" w:history="1">
+          <w:hyperlink w:anchor="_Toc235610548" w:history="1">
             <w:r>
               <w:rPr>
                 <w:rStyle w:val="Hyperlink"/>
@@ -776,7 +776,7 @@
                 <w:noProof/>
                 <w:webHidden/>
               </w:rPr>
-              <w:instrText xml:space="preserve"> PAGEREF _Toc235605215 \h </w:instrText>
+              <w:instrText xml:space="preserve"> PAGEREF _Toc235610548 \h </w:instrText>
             </w:r>
             <w:r>
               <w:rPr>
@@ -819,7 +819,7 @@
         <w:pStyle w:val="Heading1"/>
       </w:pPr>
       <w:bookmarkStart w:id="0" w:name="supplement-scope"/>
-      <w:bookmarkStart w:id="1" w:name="_Toc235605205"/>
+      <w:bookmarkStart w:id="1" w:name="_Toc235610538"/>
       <w:r>
         <w:t>1. Supplement scope</w:t>
       </w:r>
@@ -861,13 +861,30 @@
     </w:p>
     <w:p>
       <w:pPr>
+        <w:pStyle w:val="BodyText"/>
+      </w:pPr>
+      <w:r>
+        <w:lastRenderedPageBreak/>
+        <w:t>Supplementary Table S11 (</w:t>
+      </w:r>
+      <w:r>
+        <w:rPr>
+          <w:rStyle w:val="VerbatimChar"/>
+        </w:rPr>
+        <w:t>Table_S11.csv</w:t>
+      </w:r>
+      <w:r>
+        <w:t>) records the four frozen regional checklist populations and their inferential roles. The same checklist frame supports multiple taxon outcomes, so the counts are not summed across taxa.</w:t>
+      </w:r>
+    </w:p>
+    <w:p>
+      <w:pPr>
         <w:pStyle w:val="Heading1"/>
       </w:pPr>
       <w:bookmarkStart w:id="2" w:name="X656b43efa51a1217ae39c70b2dc1665cc91df8e"/>
-      <w:bookmarkStart w:id="3" w:name="_Toc235605206"/>
+      <w:bookmarkStart w:id="3" w:name="_Toc235610539"/>
       <w:bookmarkEnd w:id="0"/>
       <w:r>
-        <w:lastRenderedPageBreak/>
         <w:t>2. Registered analysis and model disposition</w:t>
       </w:r>
       <w:bookmarkEnd w:id="3"/>
@@ -920,7 +937,7 @@
         <w:pStyle w:val="Heading1"/>
       </w:pPr>
       <w:bookmarkStart w:id="4" w:name="X0f0d9d136cb8878ee4d7a1d8578536852e2671e"/>
-      <w:bookmarkStart w:id="5" w:name="_Toc235605207"/>
+      <w:bookmarkStart w:id="5" w:name="_Toc235610540"/>
       <w:bookmarkEnd w:id="2"/>
       <w:r>
         <w:t>3. Response construction and observation states</w:t>
@@ -966,7 +983,7 @@
         <w:pStyle w:val="Heading1"/>
       </w:pPr>
       <w:bookmarkStart w:id="6" w:name="event-time-results"/>
-      <w:bookmarkStart w:id="7" w:name="_Toc235605208"/>
+      <w:bookmarkStart w:id="7" w:name="_Toc235610541"/>
       <w:bookmarkEnd w:id="4"/>
       <w:r>
         <w:t>4. Event-time results</w:t>
@@ -1000,7 +1017,7 @@
         </w:rPr>
         <w:lastRenderedPageBreak/>
         <w:drawing>
-          <wp:inline distT="0" distB="0" distL="0" distR="0" wp14:anchorId="54DD5592" wp14:editId="4A289E6D">
+          <wp:inline distT="0" distB="0" distL="0" distR="0" wp14:anchorId="62ED4725" wp14:editId="43CF3766">
             <wp:extent cx="5334000" cy="2788227"/>
             <wp:effectExtent l="0" t="0" r="0" b="0"/>
             <wp:docPr id="24" name="Picture"/>
@@ -1065,7 +1082,7 @@
         <w:pStyle w:val="Heading1"/>
       </w:pPr>
       <w:bookmarkStart w:id="8" w:name="partial-pooling-repair"/>
-      <w:bookmarkStart w:id="9" w:name="_Toc235605209"/>
+      <w:bookmarkStart w:id="9" w:name="_Toc235610542"/>
       <w:bookmarkEnd w:id="6"/>
       <w:r>
         <w:t>5. Partial-pooling repair</w:t>
@@ -1138,7 +1155,7 @@
           <w:noProof/>
         </w:rPr>
         <w:drawing>
-          <wp:inline distT="0" distB="0" distL="0" distR="0" wp14:anchorId="13529404" wp14:editId="62051DD1">
+          <wp:inline distT="0" distB="0" distL="0" distR="0" wp14:anchorId="7F8D1F8A" wp14:editId="63FFE904">
             <wp:extent cx="5334000" cy="2667000"/>
             <wp:effectExtent l="0" t="0" r="0" b="0"/>
             <wp:docPr id="28" name="Picture"/>
@@ -1204,7 +1221,7 @@
           <w:noProof/>
         </w:rPr>
         <w:drawing>
-          <wp:inline distT="0" distB="0" distL="0" distR="0" wp14:anchorId="7955B5E3" wp14:editId="682FB2EF">
+          <wp:inline distT="0" distB="0" distL="0" distR="0" wp14:anchorId="6B9B3044" wp14:editId="3B979D89">
             <wp:extent cx="5334000" cy="2603500"/>
             <wp:effectExtent l="0" t="0" r="0" b="0"/>
             <wp:docPr id="31" name="Picture"/>
@@ -1269,7 +1286,7 @@
         <w:pStyle w:val="Heading1"/>
       </w:pPr>
       <w:bookmarkStart w:id="10" w:name="singular-fit-component-audit"/>
-      <w:bookmarkStart w:id="11" w:name="_Toc235605210"/>
+      <w:bookmarkStart w:id="11" w:name="_Toc235610543"/>
       <w:bookmarkEnd w:id="8"/>
       <w:r>
         <w:t>6. Singular-fit component audit</w:t>
@@ -1532,7 +1549,7 @@
         <w:pStyle w:val="Heading1"/>
       </w:pPr>
       <w:bookmarkStart w:id="12" w:name="placebo-and-matched-sensitivity-details"/>
-      <w:bookmarkStart w:id="13" w:name="_Toc235605211"/>
+      <w:bookmarkStart w:id="13" w:name="_Toc235610544"/>
       <w:bookmarkEnd w:id="10"/>
       <w:r>
         <w:t>7. Placebo and matched sensitivity details</w:t>
@@ -1561,37 +1578,12 @@
         <w:pStyle w:val="BodyText"/>
       </w:pPr>
       <w:r>
-        <w:t>Supplementary Table S8 (the same matched sensitivity table, restricted to the WCVI 2-km and dominant-observer versions plus the matched reference) contains the complete spatial and observer sensitivity estimates. Each sensitivity changed one registered dimension. The 2-km analysis restricted eligibility to the high-precision cohort; the observer analysis removed one pre-defined dominant observer cluster from every guild and outcome. Both used the matched sparse M01 architecture.</w:t>
-      </w:r>
-    </w:p>
-    <w:p>
-      <w:pPr>
-        <w:pStyle w:val="BodyText"/>
-      </w:pPr>
-      <w:r>
-        <w:t>Supplementary Table S9 (</w:t>
-      </w:r>
-      <w:r>
-        <w:rPr>
-          <w:rStyle w:val="VerbatimChar"/>
-        </w:rPr>
-        <w:t>Table_S9.csv</w:t>
-      </w:r>
-      <w:r>
-        <w:t>) contains 512 model-component-fold rows. Each of the 128 components has four event-blocked folds. Validation uses fixed effects only, excludes unsupported fixed factor levels transparently, suppresses cells below 20, and never uses conditional observer or location BLUPs.</w:t>
-      </w:r>
-    </w:p>
-    <w:p>
-      <w:pPr>
-        <w:pStyle w:val="BodyText"/>
-      </w:pPr>
-      <w:r>
         <w:rPr>
           <w:noProof/>
         </w:rPr>
         <w:drawing>
-          <wp:inline distT="0" distB="0" distL="0" distR="0" wp14:anchorId="08F06334" wp14:editId="091A7658">
-            <wp:extent cx="5334000" cy="2122714"/>
+          <wp:inline distT="0" distB="0" distL="0" distR="0" wp14:anchorId="42835BEC" wp14:editId="446A4DB1">
+            <wp:extent cx="5334000" cy="3164840"/>
             <wp:effectExtent l="0" t="0" r="0" b="0"/>
             <wp:docPr id="36" name="Picture"/>
             <wp:cNvGraphicFramePr/>
@@ -1599,13 +1591,104 @@
               <a:graphicData uri="http://schemas.openxmlformats.org/drawingml/2006/picture">
                 <pic:pic xmlns:pic="http://schemas.openxmlformats.org/drawingml/2006/picture">
                   <pic:nvPicPr>
-                    <pic:cNvPr id="37" name="Picture" descr="../figures/Figure_S4.png"/>
+                    <pic:cNvPr id="37" name="Picture" descr="../figures/Figure_S5.png"/>
                     <pic:cNvPicPr>
                       <a:picLocks noChangeAspect="1" noChangeArrowheads="1"/>
                     </pic:cNvPicPr>
                   </pic:nvPicPr>
                   <pic:blipFill>
                     <a:blip r:embed="rId10"/>
+                    <a:stretch>
+                      <a:fillRect/>
+                    </a:stretch>
+                  </pic:blipFill>
+                  <pic:spPr bwMode="auto">
+                    <a:xfrm>
+                      <a:off x="0" y="0"/>
+                      <a:ext cx="5334000" cy="3164840"/>
+                    </a:xfrm>
+                    <a:prstGeom prst="rect">
+                      <a:avLst/>
+                    </a:prstGeom>
+                    <a:noFill/>
+                    <a:ln w="9525">
+                      <a:noFill/>
+                      <a:headEnd/>
+                      <a:tailEnd/>
+                    </a:ln>
+                  </pic:spPr>
+                </pic:pic>
+              </a:graphicData>
+            </a:graphic>
+          </wp:inline>
+        </w:drawing>
+      </w:r>
+    </w:p>
+    <w:p>
+      <w:pPr>
+        <w:pStyle w:val="BodyText"/>
+      </w:pPr>
+      <w:r>
+        <w:rPr>
+          <w:b/>
+          <w:bCs/>
+        </w:rPr>
+        <w:t>Supplementary Figure S5. Matched whole-bundle placebo diagnostics.</w:t>
+      </w:r>
+      <w:r>
+        <w:t xml:space="preserve"> M27 and M28 shifted complete exposure bundles within region-year strata without reading responses. No placebo component had BH q below 0.05; null diagnostics do not establish causal identification.</w:t>
+      </w:r>
+    </w:p>
+    <w:p>
+      <w:pPr>
+        <w:pStyle w:val="BodyText"/>
+      </w:pPr>
+      <w:r>
+        <w:t>Supplementary Table S8 (the same matched sensitivity table, restricted to the WCVI 2-km and dominant-observer versions plus the matched reference) contains the complete spatial and observer sensitivity estimates. Each sensitivity changed one registered dimension. The 2-km analysis restricted eligibility to the high-precision cohort; the observer analysis removed one pre-defined dominant observer cluster from every guild and outcome. Both used the matched sparse M01 architecture.</w:t>
+      </w:r>
+    </w:p>
+    <w:p>
+      <w:pPr>
+        <w:pStyle w:val="BodyText"/>
+      </w:pPr>
+      <w:r>
+        <w:t>Supplementary Table S9 (</w:t>
+      </w:r>
+      <w:r>
+        <w:rPr>
+          <w:rStyle w:val="VerbatimChar"/>
+        </w:rPr>
+        <w:t>Table_S9.csv</w:t>
+      </w:r>
+      <w:r>
+        <w:t>) contains 512 model-component-fold rows. Each of the 128 components has four event-blocked folds. Validation uses fixed effects only, excludes unsupported fixed factor levels transparently, suppresses cells below 20, and never uses conditional observer or location BLUPs.</w:t>
+      </w:r>
+    </w:p>
+    <w:p>
+      <w:pPr>
+        <w:pStyle w:val="BodyText"/>
+      </w:pPr>
+      <w:r>
+        <w:rPr>
+          <w:noProof/>
+        </w:rPr>
+        <w:drawing>
+          <wp:inline distT="0" distB="0" distL="0" distR="0" wp14:anchorId="3D335ACA" wp14:editId="762EC8E7">
+            <wp:extent cx="5334000" cy="2122714"/>
+            <wp:effectExtent l="0" t="0" r="0" b="0"/>
+            <wp:docPr id="39" name="Picture"/>
+            <wp:cNvGraphicFramePr/>
+            <a:graphic xmlns:a="http://schemas.openxmlformats.org/drawingml/2006/main">
+              <a:graphicData uri="http://schemas.openxmlformats.org/drawingml/2006/picture">
+                <pic:pic xmlns:pic="http://schemas.openxmlformats.org/drawingml/2006/picture">
+                  <pic:nvPicPr>
+                    <pic:cNvPr id="40" name="Picture" descr="../figures/Figure_S4.png"/>
+                    <pic:cNvPicPr>
+                      <a:picLocks noChangeAspect="1" noChangeArrowheads="1"/>
+                    </pic:cNvPicPr>
+                  </pic:nvPicPr>
+                  <pic:blipFill>
+                    <a:blip r:embed="rId11"/>
                     <a:stretch>
                       <a:fillRect/>
                     </a:stretch>
@@ -1652,7 +1735,7 @@
         <w:pStyle w:val="Heading1"/>
       </w:pPr>
       <w:bookmarkStart w:id="14" w:name="X8d0b758b7ecd4305ca0f50fd74c5bafb56ab217"/>
-      <w:bookmarkStart w:id="15" w:name="_Toc235605212"/>
+      <w:bookmarkStart w:id="15" w:name="_Toc235610545"/>
       <w:bookmarkEnd w:id="12"/>
       <w:r>
         <w:t>8. Strait of Georgia specificity/falsification audit</w:t>
@@ -1691,7 +1774,7 @@
         <w:pStyle w:val="Heading1"/>
       </w:pPr>
       <w:bookmarkStart w:id="16" w:name="X3b647f72ca45d03c8ab0a7592e6079aa1efe689"/>
-      <w:bookmarkStart w:id="17" w:name="_Toc235605213"/>
+      <w:bookmarkStart w:id="17" w:name="_Toc235610546"/>
       <w:bookmarkEnd w:id="14"/>
       <w:r>
         <w:t>9. DFO monitoring, exposure classification, and regional interpretation</w:t>
@@ -1753,7 +1836,7 @@
         <w:pStyle w:val="Heading1"/>
       </w:pPr>
       <w:bookmarkStart w:id="18" w:name="X0f6b22ba3c42b132ef3bb8640644e51dd2fb2d0"/>
-      <w:bookmarkStart w:id="19" w:name="_Toc235605214"/>
+      <w:bookmarkStart w:id="19" w:name="_Toc235610547"/>
       <w:bookmarkEnd w:id="16"/>
       <w:r>
         <w:t>10. Reproducibility, provenance, and artifact hashes</w:t>
@@ -1790,7 +1873,7 @@
         <w:pStyle w:val="Heading1"/>
       </w:pPr>
       <w:bookmarkStart w:id="20" w:name="references"/>
-      <w:bookmarkStart w:id="21" w:name="_Toc235605215"/>
+      <w:bookmarkStart w:id="21" w:name="_Toc235610548"/>
       <w:bookmarkEnd w:id="18"/>
       <w:r>
         <w:t>11. References</w:t>
@@ -1810,7 +1893,7 @@
         <w:tab/>
         <w:t xml:space="preserve">Grinnell MH, Schweigert JF, Thompson M, Hawkshaw S, Cleary JS. </w:t>
       </w:r>
-      <w:hyperlink r:id="rId11">
+      <w:hyperlink r:id="rId12">
         <w:r>
           <w:rPr>
             <w:rStyle w:val="Hyperlink"/>
@@ -1835,7 +1918,7 @@
         <w:tab/>
         <w:t xml:space="preserve">Fisheries and Oceans Canada. </w:t>
       </w:r>
-      <w:hyperlink r:id="rId12">
+      <w:hyperlink r:id="rId13">
         <w:r>
           <w:rPr>
             <w:rStyle w:val="Hyperlink"/>
@@ -1851,12 +1934,12 @@
       <w:bookmarkEnd w:id="24"/>
     </w:p>
     <w:sectPr>
-      <w:headerReference w:type="even" r:id="rId13"/>
-      <w:headerReference w:type="default" r:id="rId14"/>
-      <w:footerReference w:type="even" r:id="rId15"/>
-      <w:footerReference w:type="default" r:id="rId16"/>
-      <w:headerReference w:type="first" r:id="rId17"/>
-      <w:footerReference w:type="first" r:id="rId18"/>
+      <w:headerReference w:type="even" r:id="rId14"/>
+      <w:headerReference w:type="default" r:id="rId15"/>
+      <w:footerReference w:type="even" r:id="rId16"/>
+      <w:footerReference w:type="default" r:id="rId17"/>
+      <w:headerReference w:type="first" r:id="rId18"/>
+      <w:footerReference w:type="first" r:id="rId19"/>
       <w:pgSz w:w="12240" w:h="15840"/>
       <w:pgMar w:top="1440" w:right="1440" w:bottom="1440" w:left="1440" w:header="720" w:footer="720" w:gutter="0"/>
       <w:lnNumType w:countBy="1" w:restart="continuous"/>
@@ -2004,7 +2087,7 @@
   <w:abstractNum w:abstractNumId="0" w15:restartNumberingAfterBreak="0">
     <w:nsid w:val="0000A990"/>
     <w:multiLevelType w:val="multilevel"/>
-    <w:tmpl w:val="71F08DBC"/>
+    <w:tmpl w:val="4E348E5E"/>
     <w:lvl w:ilvl="0">
       <w:numFmt w:val="bullet"/>
       <w:lvlText w:val=" "/>
@@ -2078,7 +2161,7 @@
       </w:pPr>
     </w:lvl>
   </w:abstractNum>
-  <w:num w:numId="1" w16cid:durableId="717167372">
+  <w:num w:numId="1" w16cid:durableId="1257910331">
     <w:abstractNumId w:val="0"/>
   </w:num>
 </w:numbering>
@@ -3331,7 +3414,7 @@
     <w:next w:val="Normal"/>
     <w:autoRedefine/>
     <w:uiPriority w:val="39"/>
-    <w:rsid w:val="0045456B"/>
+    <w:rsid w:val="00B93273"/>
     <w:pPr>
       <w:spacing w:after="100"/>
     </w:pPr>
@@ -3340,7 +3423,7 @@
     <w:name w:val="header"/>
     <w:basedOn w:val="Normal"/>
     <w:link w:val="HeaderChar"/>
-    <w:rsid w:val="0045456B"/>
+    <w:rsid w:val="00B93273"/>
     <w:pPr>
       <w:tabs>
         <w:tab w:val="center" w:pos="4680"/>
@@ -3353,13 +3436,13 @@
     <w:name w:val="Header Char"/>
     <w:basedOn w:val="DefaultParagraphFont"/>
     <w:link w:val="Header"/>
-    <w:rsid w:val="0045456B"/>
+    <w:rsid w:val="00B93273"/>
   </w:style>
   <w:style w:type="paragraph" w:styleId="Footer">
     <w:name w:val="footer"/>
     <w:basedOn w:val="Normal"/>
     <w:link w:val="FooterChar"/>
-    <w:rsid w:val="0045456B"/>
+    <w:rsid w:val="00B93273"/>
     <w:pPr>
       <w:tabs>
         <w:tab w:val="center" w:pos="4680"/>
@@ -3372,12 +3455,12 @@
     <w:name w:val="Footer Char"/>
     <w:basedOn w:val="DefaultParagraphFont"/>
     <w:link w:val="Footer"/>
-    <w:rsid w:val="0045456B"/>
+    <w:rsid w:val="00B93273"/>
   </w:style>
   <w:style w:type="character" w:styleId="LineNumber">
     <w:name w:val="line number"/>
     <w:basedOn w:val="DefaultParagraphFont"/>
-    <w:rsid w:val="0045456B"/>
+    <w:rsid w:val="00B93273"/>
   </w:style>
 </w:styles>
 </file>

--- a/manuscript/journal_submission/marine_environmental_research/rendered/mer_supplement_v2.docx
+++ b/manuscript/journal_submission/marine_environmental_research/rendered/mer_supplement_v2.docx
@@ -34,7 +34,7 @@
           <w:sz w:val="24"/>
           <w:szCs w:val="24"/>
         </w:rPr>
-        <w:id w:val="-1035571214"/>
+        <w:id w:val="1610238450"/>
         <w:docPartObj>
           <w:docPartGallery w:val="Table of Contents"/>
           <w:docPartUnique/>
@@ -69,7 +69,7 @@
           <w:r>
             <w:fldChar w:fldCharType="separate"/>
           </w:r>
-          <w:hyperlink w:anchor="_Toc235610538" w:history="1">
+          <w:hyperlink w:anchor="_Toc235614657" w:history="1">
             <w:r>
               <w:rPr>
                 <w:rStyle w:val="Hyperlink"/>
@@ -96,7 +96,7 @@
                 <w:noProof/>
                 <w:webHidden/>
               </w:rPr>
-              <w:instrText xml:space="preserve"> PAGEREF _Toc235610538 \h </w:instrText>
+              <w:instrText xml:space="preserve"> PAGEREF _Toc235614657 \h </w:instrText>
             </w:r>
             <w:r>
               <w:rPr>
@@ -137,7 +137,7 @@
               <w:noProof/>
             </w:rPr>
           </w:pPr>
-          <w:hyperlink w:anchor="_Toc235610539" w:history="1">
+          <w:hyperlink w:anchor="_Toc235614658" w:history="1">
             <w:r>
               <w:rPr>
                 <w:rStyle w:val="Hyperlink"/>
@@ -164,7 +164,7 @@
                 <w:noProof/>
                 <w:webHidden/>
               </w:rPr>
-              <w:instrText xml:space="preserve"> PAGEREF _Toc235610539 \h </w:instrText>
+              <w:instrText xml:space="preserve"> PAGEREF _Toc235614658 \h </w:instrText>
             </w:r>
             <w:r>
               <w:rPr>
@@ -205,7 +205,7 @@
               <w:noProof/>
             </w:rPr>
           </w:pPr>
-          <w:hyperlink w:anchor="_Toc235610540" w:history="1">
+          <w:hyperlink w:anchor="_Toc235614659" w:history="1">
             <w:r>
               <w:rPr>
                 <w:rStyle w:val="Hyperlink"/>
@@ -232,7 +232,7 @@
                 <w:noProof/>
                 <w:webHidden/>
               </w:rPr>
-              <w:instrText xml:space="preserve"> PAGEREF _Toc235610540 \h </w:instrText>
+              <w:instrText xml:space="preserve"> PAGEREF _Toc235614659 \h </w:instrText>
             </w:r>
             <w:r>
               <w:rPr>
@@ -273,7 +273,7 @@
               <w:noProof/>
             </w:rPr>
           </w:pPr>
-          <w:hyperlink w:anchor="_Toc235610541" w:history="1">
+          <w:hyperlink w:anchor="_Toc235614660" w:history="1">
             <w:r>
               <w:rPr>
                 <w:rStyle w:val="Hyperlink"/>
@@ -300,7 +300,7 @@
                 <w:noProof/>
                 <w:webHidden/>
               </w:rPr>
-              <w:instrText xml:space="preserve"> PAGEREF _Toc235610541 \h </w:instrText>
+              <w:instrText xml:space="preserve"> PAGEREF _Toc235614660 \h </w:instrText>
             </w:r>
             <w:r>
               <w:rPr>
@@ -341,7 +341,7 @@
               <w:noProof/>
             </w:rPr>
           </w:pPr>
-          <w:hyperlink w:anchor="_Toc235610542" w:history="1">
+          <w:hyperlink w:anchor="_Toc235614661" w:history="1">
             <w:r>
               <w:rPr>
                 <w:rStyle w:val="Hyperlink"/>
@@ -368,7 +368,7 @@
                 <w:noProof/>
                 <w:webHidden/>
               </w:rPr>
-              <w:instrText xml:space="preserve"> PAGEREF _Toc235610542 \h </w:instrText>
+              <w:instrText xml:space="preserve"> PAGEREF _Toc235614661 \h </w:instrText>
             </w:r>
             <w:r>
               <w:rPr>
@@ -409,7 +409,7 @@
               <w:noProof/>
             </w:rPr>
           </w:pPr>
-          <w:hyperlink w:anchor="_Toc235610543" w:history="1">
+          <w:hyperlink w:anchor="_Toc235614662" w:history="1">
             <w:r>
               <w:rPr>
                 <w:rStyle w:val="Hyperlink"/>
@@ -436,7 +436,7 @@
                 <w:noProof/>
                 <w:webHidden/>
               </w:rPr>
-              <w:instrText xml:space="preserve"> PAGEREF _Toc235610543 \h </w:instrText>
+              <w:instrText xml:space="preserve"> PAGEREF _Toc235614662 \h </w:instrText>
             </w:r>
             <w:r>
               <w:rPr>
@@ -477,7 +477,7 @@
               <w:noProof/>
             </w:rPr>
           </w:pPr>
-          <w:hyperlink w:anchor="_Toc235610544" w:history="1">
+          <w:hyperlink w:anchor="_Toc235614663" w:history="1">
             <w:r>
               <w:rPr>
                 <w:rStyle w:val="Hyperlink"/>
@@ -504,7 +504,7 @@
                 <w:noProof/>
                 <w:webHidden/>
               </w:rPr>
-              <w:instrText xml:space="preserve"> PAGEREF _Toc235610544 \h </w:instrText>
+              <w:instrText xml:space="preserve"> PAGEREF _Toc235614663 \h </w:instrText>
             </w:r>
             <w:r>
               <w:rPr>
@@ -545,7 +545,7 @@
               <w:noProof/>
             </w:rPr>
           </w:pPr>
-          <w:hyperlink w:anchor="_Toc235610545" w:history="1">
+          <w:hyperlink w:anchor="_Toc235614664" w:history="1">
             <w:r>
               <w:rPr>
                 <w:rStyle w:val="Hyperlink"/>
@@ -572,7 +572,7 @@
                 <w:noProof/>
                 <w:webHidden/>
               </w:rPr>
-              <w:instrText xml:space="preserve"> PAGEREF _Toc235610545 \h </w:instrText>
+              <w:instrText xml:space="preserve"> PAGEREF _Toc235614664 \h </w:instrText>
             </w:r>
             <w:r>
               <w:rPr>
@@ -592,7 +592,7 @@
                 <w:noProof/>
                 <w:webHidden/>
               </w:rPr>
-              <w:t>6</w:t>
+              <w:t>7</w:t>
             </w:r>
             <w:r>
               <w:rPr>
@@ -613,7 +613,7 @@
               <w:noProof/>
             </w:rPr>
           </w:pPr>
-          <w:hyperlink w:anchor="_Toc235610546" w:history="1">
+          <w:hyperlink w:anchor="_Toc235614665" w:history="1">
             <w:r>
               <w:rPr>
                 <w:rStyle w:val="Hyperlink"/>
@@ -640,7 +640,7 @@
                 <w:noProof/>
                 <w:webHidden/>
               </w:rPr>
-              <w:instrText xml:space="preserve"> PAGEREF _Toc235610546 \h </w:instrText>
+              <w:instrText xml:space="preserve"> PAGEREF _Toc235614665 \h </w:instrText>
             </w:r>
             <w:r>
               <w:rPr>
@@ -660,7 +660,7 @@
                 <w:noProof/>
                 <w:webHidden/>
               </w:rPr>
-              <w:t>7</w:t>
+              <w:t>8</w:t>
             </w:r>
             <w:r>
               <w:rPr>
@@ -681,7 +681,7 @@
               <w:noProof/>
             </w:rPr>
           </w:pPr>
-          <w:hyperlink w:anchor="_Toc235610547" w:history="1">
+          <w:hyperlink w:anchor="_Toc235614666" w:history="1">
             <w:r>
               <w:rPr>
                 <w:rStyle w:val="Hyperlink"/>
@@ -708,7 +708,7 @@
                 <w:noProof/>
                 <w:webHidden/>
               </w:rPr>
-              <w:instrText xml:space="preserve"> PAGEREF _Toc235610547 \h </w:instrText>
+              <w:instrText xml:space="preserve"> PAGEREF _Toc235614666 \h </w:instrText>
             </w:r>
             <w:r>
               <w:rPr>
@@ -728,7 +728,7 @@
                 <w:noProof/>
                 <w:webHidden/>
               </w:rPr>
-              <w:t>7</w:t>
+              <w:t>8</w:t>
             </w:r>
             <w:r>
               <w:rPr>
@@ -749,7 +749,7 @@
               <w:noProof/>
             </w:rPr>
           </w:pPr>
-          <w:hyperlink w:anchor="_Toc235610548" w:history="1">
+          <w:hyperlink w:anchor="_Toc235614667" w:history="1">
             <w:r>
               <w:rPr>
                 <w:rStyle w:val="Hyperlink"/>
@@ -776,7 +776,7 @@
                 <w:noProof/>
                 <w:webHidden/>
               </w:rPr>
-              <w:instrText xml:space="preserve"> PAGEREF _Toc235610548 \h </w:instrText>
+              <w:instrText xml:space="preserve"> PAGEREF _Toc235614667 \h </w:instrText>
             </w:r>
             <w:r>
               <w:rPr>
@@ -796,7 +796,7 @@
                 <w:noProof/>
                 <w:webHidden/>
               </w:rPr>
-              <w:t>7</w:t>
+              <w:t>8</w:t>
             </w:r>
             <w:r>
               <w:rPr>
@@ -819,7 +819,7 @@
         <w:pStyle w:val="Heading1"/>
       </w:pPr>
       <w:bookmarkStart w:id="0" w:name="supplement-scope"/>
-      <w:bookmarkStart w:id="1" w:name="_Toc235610538"/>
+      <w:bookmarkStart w:id="1" w:name="_Toc235614657"/>
       <w:r>
         <w:t>1. Supplement scope</w:t>
       </w:r>
@@ -882,7 +882,7 @@
         <w:pStyle w:val="Heading1"/>
       </w:pPr>
       <w:bookmarkStart w:id="2" w:name="X656b43efa51a1217ae39c70b2dc1665cc91df8e"/>
-      <w:bookmarkStart w:id="3" w:name="_Toc235610539"/>
+      <w:bookmarkStart w:id="3" w:name="_Toc235614658"/>
       <w:bookmarkEnd w:id="0"/>
       <w:r>
         <w:t>2. Registered analysis and model disposition</w:t>
@@ -937,7 +937,7 @@
         <w:pStyle w:val="Heading1"/>
       </w:pPr>
       <w:bookmarkStart w:id="4" w:name="X0f0d9d136cb8878ee4d7a1d8578536852e2671e"/>
-      <w:bookmarkStart w:id="5" w:name="_Toc235610540"/>
+      <w:bookmarkStart w:id="5" w:name="_Toc235614659"/>
       <w:bookmarkEnd w:id="2"/>
       <w:r>
         <w:t>3. Response construction and observation states</w:t>
@@ -983,7 +983,7 @@
         <w:pStyle w:val="Heading1"/>
       </w:pPr>
       <w:bookmarkStart w:id="6" w:name="event-time-results"/>
-      <w:bookmarkStart w:id="7" w:name="_Toc235610541"/>
+      <w:bookmarkStart w:id="7" w:name="_Toc235614660"/>
       <w:bookmarkEnd w:id="4"/>
       <w:r>
         <w:t>4. Event-time results</w:t>
@@ -1017,8 +1017,8 @@
         </w:rPr>
         <w:lastRenderedPageBreak/>
         <w:drawing>
-          <wp:inline distT="0" distB="0" distL="0" distR="0" wp14:anchorId="62ED4725" wp14:editId="43CF3766">
-            <wp:extent cx="5334000" cy="2788227"/>
+          <wp:inline distT="0" distB="0" distL="0" distR="0" wp14:anchorId="5A8463B7" wp14:editId="23F239BA">
+            <wp:extent cx="5334000" cy="3588327"/>
             <wp:effectExtent l="0" t="0" r="0" b="0"/>
             <wp:docPr id="24" name="Picture"/>
             <wp:cNvGraphicFramePr/>
@@ -1040,7 +1040,7 @@
                   <pic:spPr bwMode="auto">
                     <a:xfrm>
                       <a:off x="0" y="0"/>
-                      <a:ext cx="5334000" cy="2788227"/>
+                      <a:ext cx="5334000" cy="3588327"/>
                     </a:xfrm>
                     <a:prstGeom prst="rect">
                       <a:avLst/>
@@ -1082,7 +1082,7 @@
         <w:pStyle w:val="Heading1"/>
       </w:pPr>
       <w:bookmarkStart w:id="8" w:name="partial-pooling-repair"/>
-      <w:bookmarkStart w:id="9" w:name="_Toc235610542"/>
+      <w:bookmarkStart w:id="9" w:name="_Toc235614661"/>
       <w:bookmarkEnd w:id="6"/>
       <w:r>
         <w:t>5. Partial-pooling repair</w:t>
@@ -1155,7 +1155,7 @@
           <w:noProof/>
         </w:rPr>
         <w:drawing>
-          <wp:inline distT="0" distB="0" distL="0" distR="0" wp14:anchorId="7F8D1F8A" wp14:editId="63FFE904">
+          <wp:inline distT="0" distB="0" distL="0" distR="0" wp14:anchorId="1E9D4AAC" wp14:editId="13466182">
             <wp:extent cx="5334000" cy="2667000"/>
             <wp:effectExtent l="0" t="0" r="0" b="0"/>
             <wp:docPr id="28" name="Picture"/>
@@ -1221,8 +1221,8 @@
           <w:noProof/>
         </w:rPr>
         <w:drawing>
-          <wp:inline distT="0" distB="0" distL="0" distR="0" wp14:anchorId="6B9B3044" wp14:editId="3B979D89">
-            <wp:extent cx="5334000" cy="2603500"/>
+          <wp:inline distT="0" distB="0" distL="0" distR="0" wp14:anchorId="0E177479" wp14:editId="34DBFAEF">
+            <wp:extent cx="5334000" cy="2601912"/>
             <wp:effectExtent l="0" t="0" r="0" b="0"/>
             <wp:docPr id="31" name="Picture"/>
             <wp:cNvGraphicFramePr/>
@@ -1244,7 +1244,7 @@
                   <pic:spPr bwMode="auto">
                     <a:xfrm>
                       <a:off x="0" y="0"/>
-                      <a:ext cx="5334000" cy="2603500"/>
+                      <a:ext cx="5334000" cy="2601912"/>
                     </a:xfrm>
                     <a:prstGeom prst="rect">
                       <a:avLst/>
@@ -1286,7 +1286,7 @@
         <w:pStyle w:val="Heading1"/>
       </w:pPr>
       <w:bookmarkStart w:id="10" w:name="singular-fit-component-audit"/>
-      <w:bookmarkStart w:id="11" w:name="_Toc235610543"/>
+      <w:bookmarkStart w:id="11" w:name="_Toc235614662"/>
       <w:bookmarkEnd w:id="8"/>
       <w:r>
         <w:t>6. Singular-fit component audit</w:t>
@@ -1549,7 +1549,7 @@
         <w:pStyle w:val="Heading1"/>
       </w:pPr>
       <w:bookmarkStart w:id="12" w:name="placebo-and-matched-sensitivity-details"/>
-      <w:bookmarkStart w:id="13" w:name="_Toc235610544"/>
+      <w:bookmarkStart w:id="13" w:name="_Toc235614663"/>
       <w:bookmarkEnd w:id="10"/>
       <w:r>
         <w:t>7. Placebo and matched sensitivity details</w:t>
@@ -1582,8 +1582,8 @@
           <w:noProof/>
         </w:rPr>
         <w:drawing>
-          <wp:inline distT="0" distB="0" distL="0" distR="0" wp14:anchorId="42835BEC" wp14:editId="446A4DB1">
-            <wp:extent cx="5334000" cy="3164840"/>
+          <wp:inline distT="0" distB="0" distL="0" distR="0" wp14:anchorId="76366668" wp14:editId="20039DD7">
+            <wp:extent cx="5334000" cy="3164839"/>
             <wp:effectExtent l="0" t="0" r="0" b="0"/>
             <wp:docPr id="36" name="Picture"/>
             <wp:cNvGraphicFramePr/>
@@ -1605,7 +1605,7 @@
                   <pic:spPr bwMode="auto">
                     <a:xfrm>
                       <a:off x="0" y="0"/>
-                      <a:ext cx="5334000" cy="3164840"/>
+                      <a:ext cx="5334000" cy="3164839"/>
                     </a:xfrm>
                     <a:prstGeom prst="rect">
                       <a:avLst/>
@@ -1673,8 +1673,8 @@
           <w:noProof/>
         </w:rPr>
         <w:drawing>
-          <wp:inline distT="0" distB="0" distL="0" distR="0" wp14:anchorId="3D335ACA" wp14:editId="762EC8E7">
-            <wp:extent cx="5334000" cy="2122714"/>
+          <wp:inline distT="0" distB="0" distL="0" distR="0" wp14:anchorId="45CB16E6" wp14:editId="1B3A4E92">
+            <wp:extent cx="5334000" cy="2721428"/>
             <wp:effectExtent l="0" t="0" r="0" b="0"/>
             <wp:docPr id="39" name="Picture"/>
             <wp:cNvGraphicFramePr/>
@@ -1696,7 +1696,7 @@
                   <pic:spPr bwMode="auto">
                     <a:xfrm>
                       <a:off x="0" y="0"/>
-                      <a:ext cx="5334000" cy="2122714"/>
+                      <a:ext cx="5334000" cy="2721428"/>
                     </a:xfrm>
                     <a:prstGeom prst="rect">
                       <a:avLst/>
@@ -1735,7 +1735,7 @@
         <w:pStyle w:val="Heading1"/>
       </w:pPr>
       <w:bookmarkStart w:id="14" w:name="X8d0b758b7ecd4305ca0f50fd74c5bafb56ab217"/>
-      <w:bookmarkStart w:id="15" w:name="_Toc235610545"/>
+      <w:bookmarkStart w:id="15" w:name="_Toc235614664"/>
       <w:bookmarkEnd w:id="12"/>
       <w:r>
         <w:t>8. Strait of Georgia specificity/falsification audit</w:t>
@@ -1774,7 +1774,7 @@
         <w:pStyle w:val="Heading1"/>
       </w:pPr>
       <w:bookmarkStart w:id="16" w:name="X3b647f72ca45d03c8ab0a7592e6079aa1efe689"/>
-      <w:bookmarkStart w:id="17" w:name="_Toc235610546"/>
+      <w:bookmarkStart w:id="17" w:name="_Toc235614665"/>
       <w:bookmarkEnd w:id="14"/>
       <w:r>
         <w:t>9. DFO monitoring, exposure classification, and regional interpretation</w:t>
@@ -1836,7 +1836,7 @@
         <w:pStyle w:val="Heading1"/>
       </w:pPr>
       <w:bookmarkStart w:id="18" w:name="X0f6b22ba3c42b132ef3bb8640644e51dd2fb2d0"/>
-      <w:bookmarkStart w:id="19" w:name="_Toc235610547"/>
+      <w:bookmarkStart w:id="19" w:name="_Toc235614666"/>
       <w:bookmarkEnd w:id="16"/>
       <w:r>
         <w:t>10. Reproducibility, provenance, and artifact hashes</w:t>
@@ -1873,7 +1873,7 @@
         <w:pStyle w:val="Heading1"/>
       </w:pPr>
       <w:bookmarkStart w:id="20" w:name="references"/>
-      <w:bookmarkStart w:id="21" w:name="_Toc235610548"/>
+      <w:bookmarkStart w:id="21" w:name="_Toc235614667"/>
       <w:bookmarkEnd w:id="18"/>
       <w:r>
         <w:t>11. References</w:t>
@@ -2087,7 +2087,7 @@
   <w:abstractNum w:abstractNumId="0" w15:restartNumberingAfterBreak="0">
     <w:nsid w:val="0000A990"/>
     <w:multiLevelType w:val="multilevel"/>
-    <w:tmpl w:val="4E348E5E"/>
+    <w:tmpl w:val="5C849F10"/>
     <w:lvl w:ilvl="0">
       <w:numFmt w:val="bullet"/>
       <w:lvlText w:val=" "/>
@@ -2161,7 +2161,7 @@
       </w:pPr>
     </w:lvl>
   </w:abstractNum>
-  <w:num w:numId="1" w16cid:durableId="1257910331">
+  <w:num w:numId="1" w16cid:durableId="389354025">
     <w:abstractNumId w:val="0"/>
   </w:num>
 </w:numbering>
@@ -3414,7 +3414,7 @@
     <w:next w:val="Normal"/>
     <w:autoRedefine/>
     <w:uiPriority w:val="39"/>
-    <w:rsid w:val="00B93273"/>
+    <w:rsid w:val="008E7826"/>
     <w:pPr>
       <w:spacing w:after="100"/>
     </w:pPr>
@@ -3423,7 +3423,7 @@
     <w:name w:val="header"/>
     <w:basedOn w:val="Normal"/>
     <w:link w:val="HeaderChar"/>
-    <w:rsid w:val="00B93273"/>
+    <w:rsid w:val="008E7826"/>
     <w:pPr>
       <w:tabs>
         <w:tab w:val="center" w:pos="4680"/>
@@ -3436,13 +3436,13 @@
     <w:name w:val="Header Char"/>
     <w:basedOn w:val="DefaultParagraphFont"/>
     <w:link w:val="Header"/>
-    <w:rsid w:val="00B93273"/>
+    <w:rsid w:val="008E7826"/>
   </w:style>
   <w:style w:type="paragraph" w:styleId="Footer">
     <w:name w:val="footer"/>
     <w:basedOn w:val="Normal"/>
     <w:link w:val="FooterChar"/>
-    <w:rsid w:val="00B93273"/>
+    <w:rsid w:val="008E7826"/>
     <w:pPr>
       <w:tabs>
         <w:tab w:val="center" w:pos="4680"/>
@@ -3455,12 +3455,12 @@
     <w:name w:val="Footer Char"/>
     <w:basedOn w:val="DefaultParagraphFont"/>
     <w:link w:val="Footer"/>
-    <w:rsid w:val="00B93273"/>
+    <w:rsid w:val="008E7826"/>
   </w:style>
   <w:style w:type="character" w:styleId="LineNumber">
     <w:name w:val="line number"/>
     <w:basedOn w:val="DefaultParagraphFont"/>
-    <w:rsid w:val="00B93273"/>
+    <w:rsid w:val="008E7826"/>
   </w:style>
 </w:styles>
 </file>

--- a/manuscript/journal_submission/marine_environmental_research/rendered/mer_supplement_v2.docx
+++ b/manuscript/journal_submission/marine_environmental_research/rendered/mer_supplement_v2.docx
@@ -34,7 +34,7 @@
           <w:sz w:val="24"/>
           <w:szCs w:val="24"/>
         </w:rPr>
-        <w:id w:val="1610238450"/>
+        <w:id w:val="965781873"/>
         <w:docPartObj>
           <w:docPartGallery w:val="Table of Contents"/>
           <w:docPartUnique/>
@@ -69,7 +69,7 @@
           <w:r>
             <w:fldChar w:fldCharType="separate"/>
           </w:r>
-          <w:hyperlink w:anchor="_Toc235614657" w:history="1">
+          <w:hyperlink w:anchor="_Toc235623295" w:history="1">
             <w:r>
               <w:rPr>
                 <w:rStyle w:val="Hyperlink"/>
@@ -96,7 +96,7 @@
                 <w:noProof/>
                 <w:webHidden/>
               </w:rPr>
-              <w:instrText xml:space="preserve"> PAGEREF _Toc235614657 \h </w:instrText>
+              <w:instrText xml:space="preserve"> PAGEREF _Toc235623295 \h </w:instrText>
             </w:r>
             <w:r>
               <w:rPr>
@@ -137,7 +137,7 @@
               <w:noProof/>
             </w:rPr>
           </w:pPr>
-          <w:hyperlink w:anchor="_Toc235614658" w:history="1">
+          <w:hyperlink w:anchor="_Toc235623296" w:history="1">
             <w:r>
               <w:rPr>
                 <w:rStyle w:val="Hyperlink"/>
@@ -164,7 +164,7 @@
                 <w:noProof/>
                 <w:webHidden/>
               </w:rPr>
-              <w:instrText xml:space="preserve"> PAGEREF _Toc235614658 \h </w:instrText>
+              <w:instrText xml:space="preserve"> PAGEREF _Toc235623296 \h </w:instrText>
             </w:r>
             <w:r>
               <w:rPr>
@@ -205,7 +205,7 @@
               <w:noProof/>
             </w:rPr>
           </w:pPr>
-          <w:hyperlink w:anchor="_Toc235614659" w:history="1">
+          <w:hyperlink w:anchor="_Toc235623297" w:history="1">
             <w:r>
               <w:rPr>
                 <w:rStyle w:val="Hyperlink"/>
@@ -232,7 +232,7 @@
                 <w:noProof/>
                 <w:webHidden/>
               </w:rPr>
-              <w:instrText xml:space="preserve"> PAGEREF _Toc235614659 \h </w:instrText>
+              <w:instrText xml:space="preserve"> PAGEREF _Toc235623297 \h </w:instrText>
             </w:r>
             <w:r>
               <w:rPr>
@@ -273,7 +273,7 @@
               <w:noProof/>
             </w:rPr>
           </w:pPr>
-          <w:hyperlink w:anchor="_Toc235614660" w:history="1">
+          <w:hyperlink w:anchor="_Toc235623298" w:history="1">
             <w:r>
               <w:rPr>
                 <w:rStyle w:val="Hyperlink"/>
@@ -300,7 +300,7 @@
                 <w:noProof/>
                 <w:webHidden/>
               </w:rPr>
-              <w:instrText xml:space="preserve"> PAGEREF _Toc235614660 \h </w:instrText>
+              <w:instrText xml:space="preserve"> PAGEREF _Toc235623298 \h </w:instrText>
             </w:r>
             <w:r>
               <w:rPr>
@@ -341,7 +341,7 @@
               <w:noProof/>
             </w:rPr>
           </w:pPr>
-          <w:hyperlink w:anchor="_Toc235614661" w:history="1">
+          <w:hyperlink w:anchor="_Toc235623299" w:history="1">
             <w:r>
               <w:rPr>
                 <w:rStyle w:val="Hyperlink"/>
@@ -368,7 +368,7 @@
                 <w:noProof/>
                 <w:webHidden/>
               </w:rPr>
-              <w:instrText xml:space="preserve"> PAGEREF _Toc235614661 \h </w:instrText>
+              <w:instrText xml:space="preserve"> PAGEREF _Toc235623299 \h </w:instrText>
             </w:r>
             <w:r>
               <w:rPr>
@@ -388,7 +388,7 @@
                 <w:noProof/>
                 <w:webHidden/>
               </w:rPr>
-              <w:t>3</w:t>
+              <w:t>4</w:t>
             </w:r>
             <w:r>
               <w:rPr>
@@ -409,7 +409,7 @@
               <w:noProof/>
             </w:rPr>
           </w:pPr>
-          <w:hyperlink w:anchor="_Toc235614662" w:history="1">
+          <w:hyperlink w:anchor="_Toc235623300" w:history="1">
             <w:r>
               <w:rPr>
                 <w:rStyle w:val="Hyperlink"/>
@@ -436,7 +436,7 @@
                 <w:noProof/>
                 <w:webHidden/>
               </w:rPr>
-              <w:instrText xml:space="preserve"> PAGEREF _Toc235614662 \h </w:instrText>
+              <w:instrText xml:space="preserve"> PAGEREF _Toc235623300 \h </w:instrText>
             </w:r>
             <w:r>
               <w:rPr>
@@ -456,7 +456,7 @@
                 <w:noProof/>
                 <w:webHidden/>
               </w:rPr>
-              <w:t>4</w:t>
+              <w:t>5</w:t>
             </w:r>
             <w:r>
               <w:rPr>
@@ -477,7 +477,7 @@
               <w:noProof/>
             </w:rPr>
           </w:pPr>
-          <w:hyperlink w:anchor="_Toc235614663" w:history="1">
+          <w:hyperlink w:anchor="_Toc235623301" w:history="1">
             <w:r>
               <w:rPr>
                 <w:rStyle w:val="Hyperlink"/>
@@ -504,7 +504,7 @@
                 <w:noProof/>
                 <w:webHidden/>
               </w:rPr>
-              <w:instrText xml:space="preserve"> PAGEREF _Toc235614663 \h </w:instrText>
+              <w:instrText xml:space="preserve"> PAGEREF _Toc235623301 \h </w:instrText>
             </w:r>
             <w:r>
               <w:rPr>
@@ -524,7 +524,7 @@
                 <w:noProof/>
                 <w:webHidden/>
               </w:rPr>
-              <w:t>5</w:t>
+              <w:t>6</w:t>
             </w:r>
             <w:r>
               <w:rPr>
@@ -545,7 +545,7 @@
               <w:noProof/>
             </w:rPr>
           </w:pPr>
-          <w:hyperlink w:anchor="_Toc235614664" w:history="1">
+          <w:hyperlink w:anchor="_Toc235623302" w:history="1">
             <w:r>
               <w:rPr>
                 <w:rStyle w:val="Hyperlink"/>
@@ -572,7 +572,7 @@
                 <w:noProof/>
                 <w:webHidden/>
               </w:rPr>
-              <w:instrText xml:space="preserve"> PAGEREF _Toc235614664 \h </w:instrText>
+              <w:instrText xml:space="preserve"> PAGEREF _Toc235623302 \h </w:instrText>
             </w:r>
             <w:r>
               <w:rPr>
@@ -613,7 +613,7 @@
               <w:noProof/>
             </w:rPr>
           </w:pPr>
-          <w:hyperlink w:anchor="_Toc235614665" w:history="1">
+          <w:hyperlink w:anchor="_Toc235623303" w:history="1">
             <w:r>
               <w:rPr>
                 <w:rStyle w:val="Hyperlink"/>
@@ -640,7 +640,7 @@
                 <w:noProof/>
                 <w:webHidden/>
               </w:rPr>
-              <w:instrText xml:space="preserve"> PAGEREF _Toc235614665 \h </w:instrText>
+              <w:instrText xml:space="preserve"> PAGEREF _Toc235623303 \h </w:instrText>
             </w:r>
             <w:r>
               <w:rPr>
@@ -681,7 +681,7 @@
               <w:noProof/>
             </w:rPr>
           </w:pPr>
-          <w:hyperlink w:anchor="_Toc235614666" w:history="1">
+          <w:hyperlink w:anchor="_Toc235623304" w:history="1">
             <w:r>
               <w:rPr>
                 <w:rStyle w:val="Hyperlink"/>
@@ -708,7 +708,7 @@
                 <w:noProof/>
                 <w:webHidden/>
               </w:rPr>
-              <w:instrText xml:space="preserve"> PAGEREF _Toc235614666 \h </w:instrText>
+              <w:instrText xml:space="preserve"> PAGEREF _Toc235623304 \h </w:instrText>
             </w:r>
             <w:r>
               <w:rPr>
@@ -749,7 +749,7 @@
               <w:noProof/>
             </w:rPr>
           </w:pPr>
-          <w:hyperlink w:anchor="_Toc235614667" w:history="1">
+          <w:hyperlink w:anchor="_Toc235623305" w:history="1">
             <w:r>
               <w:rPr>
                 <w:rStyle w:val="Hyperlink"/>
@@ -776,7 +776,7 @@
                 <w:noProof/>
                 <w:webHidden/>
               </w:rPr>
-              <w:instrText xml:space="preserve"> PAGEREF _Toc235614667 \h </w:instrText>
+              <w:instrText xml:space="preserve"> PAGEREF _Toc235623305 \h </w:instrText>
             </w:r>
             <w:r>
               <w:rPr>
@@ -819,7 +819,7 @@
         <w:pStyle w:val="Heading1"/>
       </w:pPr>
       <w:bookmarkStart w:id="0" w:name="supplement-scope"/>
-      <w:bookmarkStart w:id="1" w:name="_Toc235614657"/>
+      <w:bookmarkStart w:id="1" w:name="_Toc235623295"/>
       <w:r>
         <w:t>1. Supplement scope</w:t>
       </w:r>
@@ -882,7 +882,7 @@
         <w:pStyle w:val="Heading1"/>
       </w:pPr>
       <w:bookmarkStart w:id="2" w:name="X656b43efa51a1217ae39c70b2dc1665cc91df8e"/>
-      <w:bookmarkStart w:id="3" w:name="_Toc235614658"/>
+      <w:bookmarkStart w:id="3" w:name="_Toc235623296"/>
       <w:bookmarkEnd w:id="0"/>
       <w:r>
         <w:t>2. Registered analysis and model disposition</w:t>
@@ -920,7 +920,7 @@
         <w:t>Table_S2.csv</w:t>
       </w:r>
       <w:r>
-        <w:t xml:space="preserve">) is the full privacy-safe individual-estimate release. It includes all activated species, guild, region, outcome, contrast, coefficient, standard error, interval, p-value, model-specific BH q-value, fit status, and historical pooling fields. Historical v1 </w:t>
+        <w:t xml:space="preserve">) is the full privacy-safe individual-estimate release. It includes all activated species, guild, region, outcome, contrast, coefficient, standard error, interval, p-value, model-specific BH q-value, fit status, and historical pooling fields. The M02 active-near subset contains all 196 region-outcome representations for 49 support-qualified species, including one explicit noncompleted row. Historical v1 </w:t>
       </w:r>
       <w:r>
         <w:rPr>
@@ -929,7 +929,10 @@
         <w:t>partial_pool_*</w:t>
       </w:r>
       <w:r>
-        <w:t xml:space="preserve"> values are not used for inference; their authoritative invalidation and v2 replacement are described below.</w:t>
+        <w:t xml:space="preserve"> </w:t>
+      </w:r>
+      <w:r>
+        <w:t>values are not used for inference; their authoritative invalidation and v2 replacement are described below.</w:t>
       </w:r>
     </w:p>
     <w:p>
@@ -937,7 +940,7 @@
         <w:pStyle w:val="Heading1"/>
       </w:pPr>
       <w:bookmarkStart w:id="4" w:name="X0f0d9d136cb8878ee4d7a1d8578536852e2671e"/>
-      <w:bookmarkStart w:id="5" w:name="_Toc235614659"/>
+      <w:bookmarkStart w:id="5" w:name="_Toc235623297"/>
       <w:bookmarkEnd w:id="2"/>
       <w:r>
         <w:t>3. Response construction and observation states</w:t>
@@ -967,7 +970,10 @@
         <w:t>X</w:t>
       </w:r>
       <w:r>
-        <w:t xml:space="preserve"> contributes only to detection. Positive numeric count is conditional on a finite positive report and therefore cannot be interpreted as total abundance or biomass.</w:t>
+        <w:t xml:space="preserve"> </w:t>
+      </w:r>
+      <w:r>
+        <w:t>contributes only to detection. Positive numeric count is conditional on a finite positive report and therefore cannot be interpreted as total abundance or biomass.</w:t>
       </w:r>
     </w:p>
     <w:p>
@@ -983,7 +989,7 @@
         <w:pStyle w:val="Heading1"/>
       </w:pPr>
       <w:bookmarkStart w:id="6" w:name="event-time-results"/>
-      <w:bookmarkStart w:id="7" w:name="_Toc235614660"/>
+      <w:bookmarkStart w:id="7" w:name="_Toc235623298"/>
       <w:bookmarkEnd w:id="4"/>
       <w:r>
         <w:t>4. Event-time results</w:t>
@@ -1017,8 +1023,8 @@
         </w:rPr>
         <w:lastRenderedPageBreak/>
         <w:drawing>
-          <wp:inline distT="0" distB="0" distL="0" distR="0" wp14:anchorId="5A8463B7" wp14:editId="23F239BA">
-            <wp:extent cx="5334000" cy="3588327"/>
+          <wp:inline distT="0" distB="0" distL="0" distR="0" wp14:anchorId="56A53FC2" wp14:editId="1C8BC906">
+            <wp:extent cx="5334000" cy="6400800"/>
             <wp:effectExtent l="0" t="0" r="0" b="0"/>
             <wp:docPr id="24" name="Picture"/>
             <wp:cNvGraphicFramePr/>
@@ -1040,7 +1046,7 @@
                   <pic:spPr bwMode="auto">
                     <a:xfrm>
                       <a:off x="0" y="0"/>
-                      <a:ext cx="5334000" cy="3588327"/>
+                      <a:ext cx="5334000" cy="6400800"/>
                     </a:xfrm>
                     <a:prstGeom prst="rect">
                       <a:avLst/>
@@ -1068,13 +1074,13 @@
           <w:b/>
           <w:bCs/>
         </w:rPr>
-        <w:t>Supplementary Figure S1. Priority-A species associations.</w:t>
+        <w:t>Supplementary Figure S1. Confidence intervals for all 49 support-qualified species.</w:t>
       </w:r>
       <w:r>
         <w:t xml:space="preserve"> </w:t>
       </w:r>
       <w:r>
-        <w:t>Open marks show individual estimates and filled marks show compatible-family v2 posterior summaries. Detection and conditional positive-count coefficients remain on distinct scales.</w:t>
+        <w:t>Every completed M02 active-near estimate and 95% confidence interval is shown across both regions and response components. Filled points denote BH q &lt; 0.05. A symmetric pseudo-log axis preserves sign while accommodating the full interval range; the noncompleted component remains explicit NA in Figure 2 and Supplementary Table S2.</w:t>
       </w:r>
     </w:p>
     <w:p>
@@ -1082,7 +1088,7 @@
         <w:pStyle w:val="Heading1"/>
       </w:pPr>
       <w:bookmarkStart w:id="8" w:name="partial-pooling-repair"/>
-      <w:bookmarkStart w:id="9" w:name="_Toc235614661"/>
+      <w:bookmarkStart w:id="9" w:name="_Toc235623299"/>
       <w:bookmarkEnd w:id="6"/>
       <w:r>
         <w:t>5. Partial-pooling repair</w:t>
@@ -1103,10 +1109,7 @@
         <w:t>NA</w:t>
       </w:r>
       <w:r>
-        <w:t xml:space="preserve"> </w:t>
-      </w:r>
-      <w:r>
-        <w:t>as missing and therefore omitted the registered North-region literal code. The authoritative typed audit covers 6,562 finite v1 rows in 112 historical families.</w:t>
+        <w:t xml:space="preserve"> as missing and therefore omitted the registered North-region literal code. The authoritative typed audit covers 6,562 finite v1 rows in 112 historical families.</w:t>
       </w:r>
     </w:p>
     <w:p>
@@ -1155,7 +1158,7 @@
           <w:noProof/>
         </w:rPr>
         <w:drawing>
-          <wp:inline distT="0" distB="0" distL="0" distR="0" wp14:anchorId="1E9D4AAC" wp14:editId="13466182">
+          <wp:inline distT="0" distB="0" distL="0" distR="0" wp14:anchorId="39ABB2F6" wp14:editId="0AFD61A9">
             <wp:extent cx="5334000" cy="2667000"/>
             <wp:effectExtent l="0" t="0" r="0" b="0"/>
             <wp:docPr id="28" name="Picture"/>
@@ -1221,7 +1224,7 @@
           <w:noProof/>
         </w:rPr>
         <w:drawing>
-          <wp:inline distT="0" distB="0" distL="0" distR="0" wp14:anchorId="0E177479" wp14:editId="34DBFAEF">
+          <wp:inline distT="0" distB="0" distL="0" distR="0" wp14:anchorId="35983F27" wp14:editId="2CBB7BD5">
             <wp:extent cx="5334000" cy="2601912"/>
             <wp:effectExtent l="0" t="0" r="0" b="0"/>
             <wp:docPr id="31" name="Picture"/>
@@ -1286,7 +1289,7 @@
         <w:pStyle w:val="Heading1"/>
       </w:pPr>
       <w:bookmarkStart w:id="10" w:name="singular-fit-component-audit"/>
-      <w:bookmarkStart w:id="11" w:name="_Toc235614662"/>
+      <w:bookmarkStart w:id="11" w:name="_Toc235623300"/>
       <w:bookmarkEnd w:id="8"/>
       <w:r>
         <w:t>6. Singular-fit component audit</w:t>
@@ -1549,7 +1552,7 @@
         <w:pStyle w:val="Heading1"/>
       </w:pPr>
       <w:bookmarkStart w:id="12" w:name="placebo-and-matched-sensitivity-details"/>
-      <w:bookmarkStart w:id="13" w:name="_Toc235614663"/>
+      <w:bookmarkStart w:id="13" w:name="_Toc235623301"/>
       <w:bookmarkEnd w:id="10"/>
       <w:r>
         <w:t>7. Placebo and matched sensitivity details</w:t>
@@ -1582,7 +1585,7 @@
           <w:noProof/>
         </w:rPr>
         <w:drawing>
-          <wp:inline distT="0" distB="0" distL="0" distR="0" wp14:anchorId="76366668" wp14:editId="20039DD7">
+          <wp:inline distT="0" distB="0" distL="0" distR="0" wp14:anchorId="2F8A6ADA" wp14:editId="6C320A2E">
             <wp:extent cx="5334000" cy="3164839"/>
             <wp:effectExtent l="0" t="0" r="0" b="0"/>
             <wp:docPr id="36" name="Picture"/>
@@ -1673,7 +1676,7 @@
           <w:noProof/>
         </w:rPr>
         <w:drawing>
-          <wp:inline distT="0" distB="0" distL="0" distR="0" wp14:anchorId="45CB16E6" wp14:editId="1B3A4E92">
+          <wp:inline distT="0" distB="0" distL="0" distR="0" wp14:anchorId="56BD7082" wp14:editId="3C921759">
             <wp:extent cx="5334000" cy="2721428"/>
             <wp:effectExtent l="0" t="0" r="0" b="0"/>
             <wp:docPr id="39" name="Picture"/>
@@ -1735,7 +1738,7 @@
         <w:pStyle w:val="Heading1"/>
       </w:pPr>
       <w:bookmarkStart w:id="14" w:name="X8d0b758b7ecd4305ca0f50fd74c5bafb56ab217"/>
-      <w:bookmarkStart w:id="15" w:name="_Toc235614664"/>
+      <w:bookmarkStart w:id="15" w:name="_Toc235623302"/>
       <w:bookmarkEnd w:id="12"/>
       <w:r>
         <w:t>8. Strait of Georgia specificity/falsification audit</w:t>
@@ -1774,7 +1777,7 @@
         <w:pStyle w:val="Heading1"/>
       </w:pPr>
       <w:bookmarkStart w:id="16" w:name="X3b647f72ca45d03c8ab0a7592e6079aa1efe689"/>
-      <w:bookmarkStart w:id="17" w:name="_Toc235614665"/>
+      <w:bookmarkStart w:id="17" w:name="_Toc235623303"/>
       <w:bookmarkEnd w:id="14"/>
       <w:r>
         <w:t>9. DFO monitoring, exposure classification, and regional interpretation</w:t>
@@ -1836,7 +1839,7 @@
         <w:pStyle w:val="Heading1"/>
       </w:pPr>
       <w:bookmarkStart w:id="18" w:name="X0f6b22ba3c42b132ef3bb8640644e51dd2fb2d0"/>
-      <w:bookmarkStart w:id="19" w:name="_Toc235614666"/>
+      <w:bookmarkStart w:id="19" w:name="_Toc235623304"/>
       <w:bookmarkEnd w:id="16"/>
       <w:r>
         <w:t>10. Reproducibility, provenance, and artifact hashes</w:t>
@@ -1873,7 +1876,7 @@
         <w:pStyle w:val="Heading1"/>
       </w:pPr>
       <w:bookmarkStart w:id="20" w:name="references"/>
-      <w:bookmarkStart w:id="21" w:name="_Toc235614667"/>
+      <w:bookmarkStart w:id="21" w:name="_Toc235623305"/>
       <w:bookmarkEnd w:id="18"/>
       <w:r>
         <w:t>11. References</w:t>
@@ -2087,7 +2090,7 @@
   <w:abstractNum w:abstractNumId="0" w15:restartNumberingAfterBreak="0">
     <w:nsid w:val="0000A990"/>
     <w:multiLevelType w:val="multilevel"/>
-    <w:tmpl w:val="5C849F10"/>
+    <w:tmpl w:val="D298A882"/>
     <w:lvl w:ilvl="0">
       <w:numFmt w:val="bullet"/>
       <w:lvlText w:val=" "/>
@@ -2161,7 +2164,7 @@
       </w:pPr>
     </w:lvl>
   </w:abstractNum>
-  <w:num w:numId="1" w16cid:durableId="389354025">
+  <w:num w:numId="1" w16cid:durableId="614288983">
     <w:abstractNumId w:val="0"/>
   </w:num>
 </w:numbering>
@@ -3414,7 +3417,7 @@
     <w:next w:val="Normal"/>
     <w:autoRedefine/>
     <w:uiPriority w:val="39"/>
-    <w:rsid w:val="008E7826"/>
+    <w:rsid w:val="00934263"/>
     <w:pPr>
       <w:spacing w:after="100"/>
     </w:pPr>
@@ -3423,7 +3426,7 @@
     <w:name w:val="header"/>
     <w:basedOn w:val="Normal"/>
     <w:link w:val="HeaderChar"/>
-    <w:rsid w:val="008E7826"/>
+    <w:rsid w:val="00934263"/>
     <w:pPr>
       <w:tabs>
         <w:tab w:val="center" w:pos="4680"/>
@@ -3436,13 +3439,13 @@
     <w:name w:val="Header Char"/>
     <w:basedOn w:val="DefaultParagraphFont"/>
     <w:link w:val="Header"/>
-    <w:rsid w:val="008E7826"/>
+    <w:rsid w:val="00934263"/>
   </w:style>
   <w:style w:type="paragraph" w:styleId="Footer">
     <w:name w:val="footer"/>
     <w:basedOn w:val="Normal"/>
     <w:link w:val="FooterChar"/>
-    <w:rsid w:val="008E7826"/>
+    <w:rsid w:val="00934263"/>
     <w:pPr>
       <w:tabs>
         <w:tab w:val="center" w:pos="4680"/>
@@ -3455,12 +3458,12 @@
     <w:name w:val="Footer Char"/>
     <w:basedOn w:val="DefaultParagraphFont"/>
     <w:link w:val="Footer"/>
-    <w:rsid w:val="008E7826"/>
+    <w:rsid w:val="00934263"/>
   </w:style>
   <w:style w:type="character" w:styleId="LineNumber">
     <w:name w:val="line number"/>
     <w:basedOn w:val="DefaultParagraphFont"/>
-    <w:rsid w:val="008E7826"/>
+    <w:rsid w:val="00934263"/>
   </w:style>
 </w:styles>
 </file>
